--- a/COS214-PDF.docx
+++ b/COS214-PDF.docx
@@ -4,6 +4,14 @@
   <w:body>
     <w:p>
       <w:pPr>
+        <w:pStyle w:val="Heading1"/>
+      </w:pPr>
+      <w:r>
+        <w:t>Task 1</w:t>
+      </w:r>
+    </w:p>
+    <w:p>
+      <w:pPr>
         <w:pStyle w:val="Heading2"/>
       </w:pPr>
       <w:r>
@@ -475,7 +483,6 @@
         </w:numPr>
       </w:pPr>
       <w:r>
-        <w:lastRenderedPageBreak/>
         <w:t xml:space="preserve">Concrete Decorator </w:t>
       </w:r>
       <w:r>
@@ -1039,7 +1046,6 @@
         <w:pStyle w:val="Heading2"/>
       </w:pPr>
       <w:r>
-        <w:lastRenderedPageBreak/>
         <w:t>Task 1.4 – Know it all class</w:t>
       </w:r>
     </w:p>
@@ -1248,6 +1254,446 @@
       <w:r>
         <w:t xml:space="preserve"> class its arrows will also not cross other arrows making them hard to follow </w:t>
       </w:r>
+    </w:p>
+    <w:p/>
+    <w:p/>
+    <w:p>
+      <w:pPr>
+        <w:pStyle w:val="Heading1"/>
+      </w:pPr>
+      <w:r>
+        <w:t>TASK 2</w:t>
+      </w:r>
+    </w:p>
+    <w:p>
+      <w:pPr>
+        <w:pStyle w:val="Heading2"/>
+      </w:pPr>
+      <w:r>
+        <w:t xml:space="preserve">Task 2.2 – The rational </w:t>
+      </w:r>
+    </w:p>
+    <w:p>
+      <w:r>
+        <w:t xml:space="preserve">Movement </w:t>
+      </w:r>
+    </w:p>
+    <w:p>
+      <w:pPr>
+        <w:pStyle w:val="ListParagraph"/>
+        <w:numPr>
+          <w:ilvl w:val="0"/>
+          <w:numId w:val="1"/>
+        </w:numPr>
+      </w:pPr>
+      <w:r>
+        <w:t>Participants:</w:t>
+      </w:r>
+    </w:p>
+    <w:p>
+      <w:pPr>
+        <w:pStyle w:val="ListParagraph"/>
+        <w:numPr>
+          <w:ilvl w:val="1"/>
+          <w:numId w:val="1"/>
+        </w:numPr>
+      </w:pPr>
+      <w:r>
+        <w:t xml:space="preserve">Traveller is the context, </w:t>
+      </w:r>
+      <w:proofErr w:type="spellStart"/>
+      <w:r>
+        <w:t>TravelState</w:t>
+      </w:r>
+      <w:proofErr w:type="spellEnd"/>
+      <w:r>
+        <w:t xml:space="preserve"> is the abstract state, </w:t>
+      </w:r>
+      <w:proofErr w:type="spellStart"/>
+      <w:r>
+        <w:t>footState</w:t>
+      </w:r>
+      <w:proofErr w:type="spellEnd"/>
+      <w:r>
+        <w:t xml:space="preserve"> and some other are the concrete </w:t>
+      </w:r>
+      <w:proofErr w:type="gramStart"/>
+      <w:r>
+        <w:t>states</w:t>
+      </w:r>
+      <w:proofErr w:type="gramEnd"/>
+      <w:r>
+        <w:t xml:space="preserve"> </w:t>
+      </w:r>
+    </w:p>
+    <w:p>
+      <w:pPr>
+        <w:pStyle w:val="ListParagraph"/>
+        <w:numPr>
+          <w:ilvl w:val="0"/>
+          <w:numId w:val="1"/>
+        </w:numPr>
+      </w:pPr>
+      <w:r>
+        <w:t>Ownership:</w:t>
+      </w:r>
+      <w:r>
+        <w:tab/>
+      </w:r>
+    </w:p>
+    <w:p>
+      <w:pPr>
+        <w:pStyle w:val="ListParagraph"/>
+        <w:numPr>
+          <w:ilvl w:val="1"/>
+          <w:numId w:val="1"/>
+        </w:numPr>
+      </w:pPr>
+      <w:r>
+        <w:t xml:space="preserve">Traveller owns the dynamically allocated pointer to its current travel </w:t>
+      </w:r>
+      <w:proofErr w:type="gramStart"/>
+      <w:r>
+        <w:t>state</w:t>
+      </w:r>
+      <w:proofErr w:type="gramEnd"/>
+    </w:p>
+    <w:p>
+      <w:r>
+        <w:t>Route Finding</w:t>
+      </w:r>
+    </w:p>
+    <w:p>
+      <w:pPr>
+        <w:pStyle w:val="ListParagraph"/>
+        <w:numPr>
+          <w:ilvl w:val="0"/>
+          <w:numId w:val="1"/>
+        </w:numPr>
+      </w:pPr>
+      <w:r>
+        <w:t>Participants:</w:t>
+      </w:r>
+    </w:p>
+    <w:p>
+      <w:pPr>
+        <w:pStyle w:val="ListParagraph"/>
+        <w:numPr>
+          <w:ilvl w:val="1"/>
+          <w:numId w:val="1"/>
+        </w:numPr>
+      </w:pPr>
+      <w:r>
+        <w:t xml:space="preserve">Trip is the Context, </w:t>
+      </w:r>
+      <w:proofErr w:type="spellStart"/>
+      <w:r>
+        <w:t>RouteStrategy</w:t>
+      </w:r>
+      <w:proofErr w:type="spellEnd"/>
+      <w:r>
+        <w:t xml:space="preserve"> is the abstract Strategy, </w:t>
+      </w:r>
+      <w:proofErr w:type="spellStart"/>
+      <w:r>
+        <w:t>ShortestRoute</w:t>
+      </w:r>
+      <w:proofErr w:type="spellEnd"/>
+      <w:r>
+        <w:t xml:space="preserve"> and some others are the Concrete Strategies</w:t>
+      </w:r>
+    </w:p>
+    <w:p>
+      <w:pPr>
+        <w:pStyle w:val="ListParagraph"/>
+        <w:numPr>
+          <w:ilvl w:val="0"/>
+          <w:numId w:val="1"/>
+        </w:numPr>
+      </w:pPr>
+      <w:r>
+        <w:t>Abstraction:</w:t>
+      </w:r>
+    </w:p>
+    <w:p>
+      <w:pPr>
+        <w:pStyle w:val="ListParagraph"/>
+        <w:numPr>
+          <w:ilvl w:val="1"/>
+          <w:numId w:val="1"/>
+        </w:numPr>
+      </w:pPr>
+      <w:r>
+        <w:t xml:space="preserve">By forcing Trip to rely exclusively on the </w:t>
+      </w:r>
+      <w:proofErr w:type="spellStart"/>
+      <w:r>
+        <w:t>RouteStrategy</w:t>
+      </w:r>
+      <w:proofErr w:type="spellEnd"/>
+      <w:r>
+        <w:t xml:space="preserve"> interface we decouple the route context math from the pathfinding</w:t>
+      </w:r>
+    </w:p>
+    <w:p/>
+    <w:p>
+      <w:r>
+        <w:t xml:space="preserve">Map </w:t>
+      </w:r>
+    </w:p>
+    <w:p>
+      <w:pPr>
+        <w:pStyle w:val="ListParagraph"/>
+        <w:numPr>
+          <w:ilvl w:val="0"/>
+          <w:numId w:val="1"/>
+        </w:numPr>
+      </w:pPr>
+      <w:r>
+        <w:t>Participants:</w:t>
+      </w:r>
+    </w:p>
+    <w:p>
+      <w:pPr>
+        <w:pStyle w:val="ListParagraph"/>
+        <w:numPr>
+          <w:ilvl w:val="1"/>
+          <w:numId w:val="1"/>
+        </w:numPr>
+      </w:pPr>
+      <w:proofErr w:type="spellStart"/>
+      <w:r>
+        <w:t>PlaceComponent</w:t>
+      </w:r>
+      <w:proofErr w:type="spellEnd"/>
+      <w:r>
+        <w:t xml:space="preserve"> is the component Interface Location is the leaf, and region is the </w:t>
+      </w:r>
+      <w:proofErr w:type="gramStart"/>
+      <w:r>
+        <w:t>composite</w:t>
+      </w:r>
+      <w:proofErr w:type="gramEnd"/>
+    </w:p>
+    <w:p>
+      <w:pPr>
+        <w:pStyle w:val="ListParagraph"/>
+        <w:numPr>
+          <w:ilvl w:val="0"/>
+          <w:numId w:val="1"/>
+        </w:numPr>
+      </w:pPr>
+      <w:r>
+        <w:t>Ownership:</w:t>
+      </w:r>
+    </w:p>
+    <w:p>
+      <w:pPr>
+        <w:pStyle w:val="ListParagraph"/>
+        <w:numPr>
+          <w:ilvl w:val="1"/>
+          <w:numId w:val="1"/>
+        </w:numPr>
+      </w:pPr>
+      <w:r>
+        <w:t xml:space="preserve">The region class holds a vector of the </w:t>
+      </w:r>
+      <w:proofErr w:type="spellStart"/>
+      <w:r>
+        <w:t>placeComponent</w:t>
+      </w:r>
+      <w:proofErr w:type="spellEnd"/>
+      <w:r>
+        <w:t xml:space="preserve"> pointers and takes ownership of </w:t>
+      </w:r>
+      <w:proofErr w:type="gramStart"/>
+      <w:r>
+        <w:t>them</w:t>
+      </w:r>
+      <w:proofErr w:type="gramEnd"/>
+    </w:p>
+    <w:p>
+      <w:r>
+        <w:t>Place</w:t>
+      </w:r>
+    </w:p>
+    <w:p>
+      <w:pPr>
+        <w:pStyle w:val="ListParagraph"/>
+        <w:numPr>
+          <w:ilvl w:val="0"/>
+          <w:numId w:val="1"/>
+        </w:numPr>
+      </w:pPr>
+      <w:r>
+        <w:t>Participants:</w:t>
+      </w:r>
+    </w:p>
+    <w:p>
+      <w:pPr>
+        <w:pStyle w:val="ListParagraph"/>
+        <w:numPr>
+          <w:ilvl w:val="1"/>
+          <w:numId w:val="1"/>
+        </w:numPr>
+      </w:pPr>
+      <w:proofErr w:type="spellStart"/>
+      <w:r>
+        <w:t>PLaceComponent</w:t>
+      </w:r>
+      <w:proofErr w:type="spellEnd"/>
+      <w:r>
+        <w:t xml:space="preserve"> is the Component, </w:t>
+      </w:r>
+      <w:proofErr w:type="spellStart"/>
+      <w:r>
+        <w:t>Loaction</w:t>
+      </w:r>
+      <w:proofErr w:type="spellEnd"/>
+      <w:r>
+        <w:t xml:space="preserve"> is the Concrete Component, </w:t>
+      </w:r>
+      <w:proofErr w:type="spellStart"/>
+      <w:r>
+        <w:t>PlaceDecorator</w:t>
+      </w:r>
+      <w:proofErr w:type="spellEnd"/>
+      <w:r>
+        <w:t xml:space="preserve"> is the abstract Decorator, and the weather feature and some others are the concrete </w:t>
+      </w:r>
+      <w:proofErr w:type="gramStart"/>
+      <w:r>
+        <w:t>decorators</w:t>
+      </w:r>
+      <w:proofErr w:type="gramEnd"/>
+      <w:r>
+        <w:t xml:space="preserve"> </w:t>
+      </w:r>
+    </w:p>
+    <w:p>
+      <w:pPr>
+        <w:pStyle w:val="ListParagraph"/>
+        <w:numPr>
+          <w:ilvl w:val="0"/>
+          <w:numId w:val="1"/>
+        </w:numPr>
+      </w:pPr>
+      <w:r>
+        <w:t>Ownership:</w:t>
+      </w:r>
+    </w:p>
+    <w:p>
+      <w:pPr>
+        <w:pStyle w:val="ListParagraph"/>
+        <w:numPr>
+          <w:ilvl w:val="1"/>
+          <w:numId w:val="1"/>
+        </w:numPr>
+      </w:pPr>
+      <w:r>
+        <w:t xml:space="preserve">The </w:t>
+      </w:r>
+      <w:proofErr w:type="spellStart"/>
+      <w:r>
+        <w:t>PlaceDecorator</w:t>
+      </w:r>
+      <w:proofErr w:type="spellEnd"/>
+      <w:r>
+        <w:t xml:space="preserve"> abstracts class aggregates a pointer to the </w:t>
+      </w:r>
+      <w:proofErr w:type="spellStart"/>
+      <w:r>
+        <w:t>PLaceComponent</w:t>
+      </w:r>
+      <w:proofErr w:type="spellEnd"/>
+      <w:r>
+        <w:t xml:space="preserve"> it </w:t>
+      </w:r>
+      <w:proofErr w:type="gramStart"/>
+      <w:r>
+        <w:t>wraps</w:t>
+      </w:r>
+      <w:proofErr w:type="gramEnd"/>
+    </w:p>
+    <w:p>
+      <w:r>
+        <w:t>Biomes</w:t>
+      </w:r>
+    </w:p>
+    <w:p>
+      <w:pPr>
+        <w:pStyle w:val="ListParagraph"/>
+        <w:numPr>
+          <w:ilvl w:val="0"/>
+          <w:numId w:val="1"/>
+        </w:numPr>
+      </w:pPr>
+      <w:r>
+        <w:t>Participants:</w:t>
+      </w:r>
+    </w:p>
+    <w:p>
+      <w:pPr>
+        <w:pStyle w:val="ListParagraph"/>
+        <w:numPr>
+          <w:ilvl w:val="1"/>
+          <w:numId w:val="1"/>
+        </w:numPr>
+      </w:pPr>
+      <w:proofErr w:type="spellStart"/>
+      <w:r>
+        <w:t>BiomeFactory</w:t>
+      </w:r>
+      <w:proofErr w:type="spellEnd"/>
+      <w:r>
+        <w:t xml:space="preserve"> is the abstract </w:t>
+      </w:r>
+      <w:proofErr w:type="gramStart"/>
+      <w:r>
+        <w:t>factory</w:t>
+      </w:r>
+      <w:proofErr w:type="gramEnd"/>
+    </w:p>
+    <w:p>
+      <w:pPr>
+        <w:pStyle w:val="ListParagraph"/>
+        <w:numPr>
+          <w:ilvl w:val="0"/>
+          <w:numId w:val="1"/>
+        </w:numPr>
+      </w:pPr>
+      <w:r>
+        <w:t>Abstraction:</w:t>
+      </w:r>
+    </w:p>
+    <w:p>
+      <w:pPr>
+        <w:pStyle w:val="ListParagraph"/>
+        <w:numPr>
+          <w:ilvl w:val="1"/>
+          <w:numId w:val="1"/>
+        </w:numPr>
+      </w:pPr>
+      <w:r>
+        <w:t xml:space="preserve">The game manager only interacts with biome </w:t>
+      </w:r>
+      <w:proofErr w:type="gramStart"/>
+      <w:r>
+        <w:t>factory</w:t>
+      </w:r>
+      <w:proofErr w:type="gramEnd"/>
+      <w:r>
+        <w:t xml:space="preserve"> </w:t>
+      </w:r>
+    </w:p>
+    <w:p>
+      <w:pPr>
+        <w:pStyle w:val="ListParagraph"/>
+        <w:numPr>
+          <w:ilvl w:val="1"/>
+          <w:numId w:val="1"/>
+        </w:numPr>
+      </w:pPr>
     </w:p>
     <w:sectPr>
       <w:pgSz w:w="11906" w:h="16838"/>

--- a/COS214-PDF.docx
+++ b/COS214-PDF.docx
@@ -1,12 +1,36 @@
 
 <file path=word/document.xml><?xml version="1.0" encoding="utf-8"?>
-<w:document xmlns:wpc="http://schemas.microsoft.com/office/word/2010/wordprocessingCanvas" xmlns:cx="http://schemas.microsoft.com/office/drawing/2014/chartex" xmlns:cx1="http://schemas.microsoft.com/office/drawing/2015/9/8/chartex" xmlns:cx2="http://schemas.microsoft.com/office/drawing/2015/10/21/chartex" xmlns:cx3="http://schemas.microsoft.com/office/drawing/2016/5/9/chartex" xmlns:cx4="http://schemas.microsoft.com/office/drawing/2016/5/10/chartex" xmlns:cx5="http://schemas.microsoft.com/office/drawing/2016/5/11/chartex" xmlns:cx6="http://schemas.microsoft.com/office/drawing/2016/5/12/chartex" xmlns:cx7="http://schemas.microsoft.com/office/drawing/2016/5/13/chartex" xmlns:cx8="http://schemas.microsoft.com/office/drawing/2016/5/14/chartex" xmlns:mc="http://schemas.openxmlformats.org/markup-compatibility/2006" xmlns:aink="http://schemas.microsoft.com/office/drawing/2016/ink" xmlns:am3d="http://schemas.microsoft.com/office/drawing/2017/model3d" xmlns:o="urn:schemas-microsoft-com:office:office" xmlns:oel="http://schemas.microsoft.com/office/2019/extlst" xmlns:r="http://schemas.openxmlformats.org/officeDocument/2006/relationships" xmlns:m="http://schemas.openxmlformats.org/officeDocument/2006/math" xmlns:v="urn:schemas-microsoft-com:vml" xmlns:wp14="http://schemas.microsoft.com/office/word/2010/wordprocessingDrawing" xmlns:wp="http://schemas.openxmlformats.org/drawingml/2006/wordprocessingDrawing" xmlns:w10="urn:schemas-microsoft-com:office:word" xmlns:w="http://schemas.openxmlformats.org/wordprocessingml/2006/main" xmlns:w14="http://schemas.microsoft.com/office/word/2010/wordml" xmlns:w15="http://schemas.microsoft.com/office/word/2012/wordml" xmlns:w16cex="http://schemas.microsoft.com/office/word/2018/wordml/cex" xmlns:w16cid="http://schemas.microsoft.com/office/word/2016/wordml/cid" xmlns:w16="http://schemas.microsoft.com/office/word/2018/wordml" xmlns:w16du="http://schemas.microsoft.com/office/word/2023/wordml/word16du" xmlns:w16sdtdh="http://schemas.microsoft.com/office/word/2020/wordml/sdtdatahash" xmlns:w16se="http://schemas.microsoft.com/office/word/2015/wordml/symex" xmlns:wpg="http://schemas.microsoft.com/office/word/2010/wordprocessingGroup" xmlns:wpi="http://schemas.microsoft.com/office/word/2010/wordprocessingInk" xmlns:wne="http://schemas.microsoft.com/office/word/2006/wordml" xmlns:wps="http://schemas.microsoft.com/office/word/2010/wordprocessingShape" mc:Ignorable="w14 w15 w16se w16cid w16 w16cex w16sdtdh wp14">
+<w:document xmlns:wpc="http://schemas.microsoft.com/office/word/2010/wordprocessingCanvas" xmlns:cx="http://schemas.microsoft.com/office/drawing/2014/chartex" xmlns:cx1="http://schemas.microsoft.com/office/drawing/2015/9/8/chartex" xmlns:cx2="http://schemas.microsoft.com/office/drawing/2015/10/21/chartex" xmlns:cx3="http://schemas.microsoft.com/office/drawing/2016/5/9/chartex" xmlns:cx4="http://schemas.microsoft.com/office/drawing/2016/5/10/chartex" xmlns:cx5="http://schemas.microsoft.com/office/drawing/2016/5/11/chartex" xmlns:cx6="http://schemas.microsoft.com/office/drawing/2016/5/12/chartex" xmlns:cx7="http://schemas.microsoft.com/office/drawing/2016/5/13/chartex" xmlns:cx8="http://schemas.microsoft.com/office/drawing/2016/5/14/chartex" xmlns:mc="http://schemas.openxmlformats.org/markup-compatibility/2006" xmlns:aink="http://schemas.microsoft.com/office/drawing/2016/ink" xmlns:am3d="http://schemas.microsoft.com/office/drawing/2017/model3d" xmlns:o="urn:schemas-microsoft-com:office:office" xmlns:oel="http://schemas.microsoft.com/office/2019/extlst" xmlns:r="http://schemas.openxmlformats.org/officeDocument/2006/relationships" xmlns:m="http://schemas.openxmlformats.org/officeDocument/2006/math" xmlns:v="urn:schemas-microsoft-com:vml" xmlns:wp14="http://schemas.microsoft.com/office/word/2010/wordprocessingDrawing" xmlns:wp="http://schemas.openxmlformats.org/drawingml/2006/wordprocessingDrawing" xmlns:w10="urn:schemas-microsoft-com:office:word" xmlns:w="http://schemas.openxmlformats.org/wordprocessingml/2006/main" xmlns:w14="http://schemas.microsoft.com/office/word/2010/wordml" xmlns:w15="http://schemas.microsoft.com/office/word/2012/wordml" xmlns:w16cei="http://schemas.microsoft.com/office/word/2026/wordml/cei" xmlns:w16cex="http://schemas.microsoft.com/office/word/2018/wordml/cex" xmlns:w16cid="http://schemas.microsoft.com/office/word/2016/wordml/cid" xmlns:w16="http://schemas.microsoft.com/office/word/2018/wordml" xmlns:w16du="http://schemas.microsoft.com/office/word/2023/wordml/word16du" xmlns:w16sdtdh="http://schemas.microsoft.com/office/word/2020/wordml/sdtdatahash" xmlns:w16sdtfl="http://schemas.microsoft.com/office/word/2024/wordml/sdtformatlock" xmlns:w16se="http://schemas.microsoft.com/office/word/2015/wordml/symex" xmlns:wpg="http://schemas.microsoft.com/office/word/2010/wordprocessingGroup" xmlns:wpi="http://schemas.microsoft.com/office/word/2010/wordprocessingInk" xmlns:wne="http://schemas.microsoft.com/office/word/2006/wordml" xmlns:wps="http://schemas.microsoft.com/office/word/2010/wordprocessingShape" mc:Ignorable="w14 w15 w16se w16cid w16 w16cex w16sdtdh w16sdtfl w16du wp14">
   <w:body>
     <w:p>
       <w:pPr>
         <w:pStyle w:val="Heading1"/>
       </w:pPr>
       <w:r>
+        <w:t>U25135742</w:t>
+      </w:r>
+    </w:p>
+    <w:p>
+      <w:pPr>
+        <w:pStyle w:val="Heading1"/>
+      </w:pPr>
+      <w:r>
+        <w:t>U</w:t>
+      </w:r>
+      <w:r>
+        <w:t>25282728</w:t>
+      </w:r>
+    </w:p>
+    <w:p>
+      <w:pPr>
+        <w:pStyle w:val="Heading1"/>
+      </w:pPr>
+    </w:p>
+    <w:p>
+      <w:pPr>
+        <w:pStyle w:val="Heading1"/>
+      </w:pPr>
+      <w:r>
         <w:t>Task 1</w:t>
       </w:r>
     </w:p>
@@ -61,185 +85,479 @@
         <w:t xml:space="preserve"> </w:t>
       </w:r>
       <w:r>
-        <w:t xml:space="preserve">- labelled as state pattern should be using the Strategy </w:t>
+        <w:t>- labelled as state pattern should be using the Strategy pattern</w:t>
+      </w:r>
+    </w:p>
+    <w:p>
+      <w:pPr>
+        <w:pStyle w:val="ListParagraph"/>
+        <w:numPr>
+          <w:ilvl w:val="0"/>
+          <w:numId w:val="1"/>
+        </w:numPr>
+      </w:pPr>
+      <w:r>
+        <w:t>Map</w:t>
+      </w:r>
+      <w:r>
+        <w:t xml:space="preserve"> </w:t>
+      </w:r>
+      <w:r>
+        <w:t xml:space="preserve">- labelled as composite pattern should stay composite but </w:t>
       </w:r>
       <w:proofErr w:type="gramStart"/>
       <w:r>
-        <w:t>pattern</w:t>
+        <w:t>has to</w:t>
       </w:r>
       <w:proofErr w:type="gramEnd"/>
-    </w:p>
-    <w:p>
-      <w:pPr>
-        <w:pStyle w:val="ListParagraph"/>
-        <w:numPr>
-          <w:ilvl w:val="0"/>
-          <w:numId w:val="1"/>
-        </w:numPr>
-      </w:pPr>
-      <w:r>
-        <w:t>Map</w:t>
+      <w:r>
+        <w:t xml:space="preserve"> use tree structure instead of flat vectors</w:t>
+      </w:r>
+    </w:p>
+    <w:p>
+      <w:pPr>
+        <w:pStyle w:val="ListParagraph"/>
+        <w:numPr>
+          <w:ilvl w:val="0"/>
+          <w:numId w:val="1"/>
+        </w:numPr>
+      </w:pPr>
+      <w:r>
+        <w:t>Place</w:t>
       </w:r>
       <w:r>
         <w:t xml:space="preserve"> </w:t>
       </w:r>
       <w:r>
-        <w:t xml:space="preserve">- labelled as composite pattern should stay composite but has to use tree structure instead of flat </w:t>
+        <w:t>- labelled as Decorator should stay decorator but should not have every possible combination hardcoded, should dynamically wrap objects</w:t>
+      </w:r>
+    </w:p>
+    <w:p>
+      <w:pPr>
+        <w:pStyle w:val="ListParagraph"/>
+        <w:numPr>
+          <w:ilvl w:val="0"/>
+          <w:numId w:val="1"/>
+        </w:numPr>
+      </w:pPr>
+      <w:r>
+        <w:t>Biomes</w:t>
+      </w:r>
+      <w:r>
+        <w:t xml:space="preserve"> </w:t>
+      </w:r>
+      <w:r>
+        <w:t xml:space="preserve">- labelled as abstract factory and should stay abstract </w:t>
       </w:r>
       <w:proofErr w:type="gramStart"/>
       <w:r>
-        <w:t>vectors</w:t>
+        <w:t>factory, but</w:t>
       </w:r>
       <w:proofErr w:type="gramEnd"/>
-    </w:p>
-    <w:p>
-      <w:pPr>
-        <w:pStyle w:val="ListParagraph"/>
-        <w:numPr>
-          <w:ilvl w:val="0"/>
-          <w:numId w:val="1"/>
-        </w:numPr>
-      </w:pPr>
-      <w:r>
-        <w:t>Place</w:t>
+      <w:r>
+        <w:t xml:space="preserve"> should not have all values hardcoded as classes.</w:t>
+      </w:r>
+    </w:p>
+    <w:p>
+      <w:pPr>
+        <w:pStyle w:val="ListParagraph"/>
+      </w:pPr>
+    </w:p>
+    <w:p>
+      <w:pPr>
+        <w:pStyle w:val="ListParagraph"/>
+        <w:numPr>
+          <w:ilvl w:val="0"/>
+          <w:numId w:val="1"/>
+        </w:numPr>
+      </w:pPr>
+      <w:r>
+        <w:t>SWAPED INTENTS:</w:t>
+      </w:r>
+    </w:p>
+    <w:p>
+      <w:pPr>
+        <w:pStyle w:val="ListParagraph"/>
+        <w:numPr>
+          <w:ilvl w:val="1"/>
+          <w:numId w:val="1"/>
+        </w:numPr>
+      </w:pPr>
+      <w:r>
+        <w:t xml:space="preserve">The two patterns that are swapped are the state and strategy patterns, </w:t>
+      </w:r>
+    </w:p>
+    <w:p>
+      <w:pPr>
+        <w:pStyle w:val="ListParagraph"/>
+        <w:numPr>
+          <w:ilvl w:val="1"/>
+          <w:numId w:val="1"/>
+        </w:numPr>
+      </w:pPr>
+      <w:r>
+        <w:t>State intent:</w:t>
+      </w:r>
+    </w:p>
+    <w:p>
+      <w:pPr>
+        <w:pStyle w:val="ListParagraph"/>
+        <w:numPr>
+          <w:ilvl w:val="2"/>
+          <w:numId w:val="1"/>
+        </w:numPr>
+      </w:pPr>
+      <w:r>
+        <w:t xml:space="preserve">To allow </w:t>
+      </w:r>
+      <w:proofErr w:type="gramStart"/>
+      <w:r>
+        <w:t>a</w:t>
+      </w:r>
+      <w:proofErr w:type="gramEnd"/>
+      <w:r>
+        <w:t xml:space="preserve"> object to change its entire behaviour when its internal states change. When the player switches from one form of movement to another its entire behaviour changes </w:t>
+      </w:r>
+    </w:p>
+    <w:p>
+      <w:pPr>
+        <w:pStyle w:val="ListParagraph"/>
+        <w:numPr>
+          <w:ilvl w:val="1"/>
+          <w:numId w:val="1"/>
+        </w:numPr>
+      </w:pPr>
+      <w:r>
+        <w:t>Strategy intent:</w:t>
+      </w:r>
+    </w:p>
+    <w:p>
+      <w:pPr>
+        <w:pStyle w:val="ListParagraph"/>
+        <w:numPr>
+          <w:ilvl w:val="2"/>
+          <w:numId w:val="1"/>
+        </w:numPr>
+      </w:pPr>
+      <w:r>
+        <w:t xml:space="preserve">To define a family of algorithms where each one has been </w:t>
+      </w:r>
+      <w:proofErr w:type="gramStart"/>
+      <w:r>
+        <w:t>encapsulated, and</w:t>
+      </w:r>
+      <w:proofErr w:type="gramEnd"/>
+      <w:r>
+        <w:t xml:space="preserve"> making them interchangeable. When the player wants to decide if they want to take the scenic route or the shortest one the player’s internal state does not change only the formula used to figure out the route that the player wants to take </w:t>
+      </w:r>
+    </w:p>
+    <w:p>
+      <w:pPr>
+        <w:pStyle w:val="Heading2"/>
+      </w:pPr>
+      <w:r>
+        <w:t>Task 1.2 – Gang of four subsystems explained</w:t>
+      </w:r>
+    </w:p>
+    <w:p>
+      <w:r>
+        <w:t>Movement – State pattern</w:t>
+      </w:r>
+    </w:p>
+    <w:p>
+      <w:pPr>
+        <w:pStyle w:val="ListParagraph"/>
+        <w:numPr>
+          <w:ilvl w:val="0"/>
+          <w:numId w:val="1"/>
+        </w:numPr>
+      </w:pPr>
+      <w:r>
+        <w:t xml:space="preserve">Context – The traveller class, maintains </w:t>
+      </w:r>
+      <w:proofErr w:type="gramStart"/>
+      <w:r>
+        <w:t>a</w:t>
+      </w:r>
+      <w:proofErr w:type="gramEnd"/>
+      <w:r>
+        <w:t xml:space="preserve"> instance of the Concrete State subclass that defines the current movement mode</w:t>
+      </w:r>
+    </w:p>
+    <w:p>
+      <w:pPr>
+        <w:pStyle w:val="ListParagraph"/>
+        <w:numPr>
+          <w:ilvl w:val="0"/>
+          <w:numId w:val="1"/>
+        </w:numPr>
+      </w:pPr>
+      <w:r>
+        <w:t>State – The abstract travel mode interface</w:t>
+      </w:r>
+    </w:p>
+    <w:p>
+      <w:pPr>
+        <w:pStyle w:val="ListParagraph"/>
+        <w:numPr>
+          <w:ilvl w:val="0"/>
+          <w:numId w:val="1"/>
+        </w:numPr>
+      </w:pPr>
+      <w:r>
+        <w:t>Concrete State – The specific travel modes</w:t>
+      </w:r>
+    </w:p>
+    <w:p>
+      <w:r>
+        <w:t>Routes – Strategy</w:t>
+      </w:r>
+    </w:p>
+    <w:p>
+      <w:pPr>
+        <w:pStyle w:val="ListParagraph"/>
+        <w:numPr>
+          <w:ilvl w:val="0"/>
+          <w:numId w:val="1"/>
+        </w:numPr>
+      </w:pPr>
+      <w:r>
+        <w:t xml:space="preserve">Context – The trip class, needs a route but </w:t>
+      </w:r>
+      <w:proofErr w:type="spellStart"/>
+      <w:r>
+        <w:t>delgates</w:t>
+      </w:r>
+      <w:proofErr w:type="spellEnd"/>
+      <w:r>
+        <w:t xml:space="preserve"> the calculations to the strategy object that it holds</w:t>
+      </w:r>
+    </w:p>
+    <w:p>
+      <w:pPr>
+        <w:pStyle w:val="ListParagraph"/>
+        <w:numPr>
+          <w:ilvl w:val="0"/>
+          <w:numId w:val="1"/>
+        </w:numPr>
+      </w:pPr>
+      <w:r>
+        <w:t xml:space="preserve">Strategy – The abstract </w:t>
+      </w:r>
+      <w:proofErr w:type="gramStart"/>
+      <w:r>
+        <w:t>route finding</w:t>
+      </w:r>
+      <w:proofErr w:type="gramEnd"/>
+      <w:r>
+        <w:t xml:space="preserve"> interface</w:t>
+      </w:r>
+    </w:p>
+    <w:p>
+      <w:pPr>
+        <w:pStyle w:val="ListParagraph"/>
+        <w:numPr>
+          <w:ilvl w:val="0"/>
+          <w:numId w:val="1"/>
+        </w:numPr>
+      </w:pPr>
+      <w:r>
+        <w:t>Concrete Strategy – The specific path finding algos</w:t>
+      </w:r>
+    </w:p>
+    <w:p>
+      <w:r>
+        <w:t>Map – Composite</w:t>
+      </w:r>
+    </w:p>
+    <w:p>
+      <w:pPr>
+        <w:pStyle w:val="ListParagraph"/>
+        <w:numPr>
+          <w:ilvl w:val="0"/>
+          <w:numId w:val="1"/>
+        </w:numPr>
+      </w:pPr>
+      <w:r>
+        <w:lastRenderedPageBreak/>
+        <w:t xml:space="preserve">Component – The abstract base interface for any place on the map </w:t>
+      </w:r>
+    </w:p>
+    <w:p>
+      <w:pPr>
+        <w:pStyle w:val="ListParagraph"/>
+        <w:numPr>
+          <w:ilvl w:val="0"/>
+          <w:numId w:val="1"/>
+        </w:numPr>
+      </w:pPr>
+      <w:r>
+        <w:t>Leaf – The location class, represents a single location no children</w:t>
+      </w:r>
+    </w:p>
+    <w:p>
+      <w:pPr>
+        <w:pStyle w:val="ListParagraph"/>
+        <w:numPr>
+          <w:ilvl w:val="0"/>
+          <w:numId w:val="1"/>
+        </w:numPr>
+      </w:pPr>
+      <w:r>
+        <w:t>Composite – The region class, holds child components and locations</w:t>
+      </w:r>
+    </w:p>
+    <w:p>
+      <w:r>
+        <w:t>Place – Decorator</w:t>
+      </w:r>
+    </w:p>
+    <w:p>
+      <w:pPr>
+        <w:pStyle w:val="ListParagraph"/>
+        <w:numPr>
+          <w:ilvl w:val="0"/>
+          <w:numId w:val="1"/>
+        </w:numPr>
+      </w:pPr>
+      <w:r>
+        <w:t>Component – The abstract base interface for a map place</w:t>
+      </w:r>
+    </w:p>
+    <w:p>
+      <w:pPr>
+        <w:pStyle w:val="ListParagraph"/>
+        <w:numPr>
+          <w:ilvl w:val="0"/>
+          <w:numId w:val="1"/>
+        </w:numPr>
+      </w:pPr>
+      <w:r>
+        <w:t xml:space="preserve">Concrete Component – The base location object that is going to get wrapped </w:t>
+      </w:r>
+    </w:p>
+    <w:p>
+      <w:pPr>
+        <w:pStyle w:val="ListParagraph"/>
+        <w:numPr>
+          <w:ilvl w:val="0"/>
+          <w:numId w:val="1"/>
+        </w:numPr>
+      </w:pPr>
+      <w:r>
+        <w:t xml:space="preserve">Decorator – The abstract feature wrapper that </w:t>
+      </w:r>
+      <w:r>
+        <w:t>maintains</w:t>
+      </w:r>
+      <w:r>
+        <w:t xml:space="preserve"> reference to a </w:t>
+      </w:r>
+      <w:proofErr w:type="gramStart"/>
+      <w:r>
+        <w:t>Component</w:t>
+      </w:r>
+      <w:proofErr w:type="gramEnd"/>
+      <w:r>
+        <w:t xml:space="preserve"> object</w:t>
+      </w:r>
+    </w:p>
+    <w:p>
+      <w:pPr>
+        <w:pStyle w:val="ListParagraph"/>
+        <w:numPr>
+          <w:ilvl w:val="0"/>
+          <w:numId w:val="1"/>
+        </w:numPr>
+      </w:pPr>
+      <w:r>
+        <w:t xml:space="preserve">Concrete Decorator </w:t>
+      </w:r>
+      <w:r>
+        <w:t>–</w:t>
       </w:r>
       <w:r>
         <w:t xml:space="preserve"> </w:t>
       </w:r>
       <w:r>
-        <w:t xml:space="preserve">- labelled as Decorator should stay decorator but should not have every possible combination hardcoded, should dynamically wrap </w:t>
-      </w:r>
-      <w:proofErr w:type="gramStart"/>
-      <w:r>
-        <w:t>objects</w:t>
-      </w:r>
-      <w:proofErr w:type="gramEnd"/>
-    </w:p>
-    <w:p>
-      <w:pPr>
-        <w:pStyle w:val="ListParagraph"/>
-        <w:numPr>
-          <w:ilvl w:val="0"/>
-          <w:numId w:val="1"/>
-        </w:numPr>
-      </w:pPr>
-      <w:r>
-        <w:t>Biomes</w:t>
-      </w:r>
-      <w:r>
-        <w:t xml:space="preserve"> </w:t>
-      </w:r>
-      <w:r>
-        <w:t xml:space="preserve">- labelled as abstract factory and should stay abstract </w:t>
-      </w:r>
-      <w:proofErr w:type="gramStart"/>
-      <w:r>
-        <w:t>factory, but</w:t>
-      </w:r>
-      <w:proofErr w:type="gramEnd"/>
-      <w:r>
-        <w:t xml:space="preserve"> should not have all values hardcoded as classes.</w:t>
-      </w:r>
-    </w:p>
-    <w:p>
-      <w:pPr>
-        <w:pStyle w:val="ListParagraph"/>
-      </w:pPr>
-    </w:p>
-    <w:p>
-      <w:pPr>
-        <w:pStyle w:val="ListParagraph"/>
-        <w:numPr>
-          <w:ilvl w:val="0"/>
-          <w:numId w:val="1"/>
-        </w:numPr>
-      </w:pPr>
-      <w:r>
-        <w:t>SWAPED INTENTS:</w:t>
-      </w:r>
-    </w:p>
-    <w:p>
-      <w:pPr>
-        <w:pStyle w:val="ListParagraph"/>
-        <w:numPr>
-          <w:ilvl w:val="1"/>
-          <w:numId w:val="1"/>
-        </w:numPr>
-      </w:pPr>
-      <w:r>
-        <w:t xml:space="preserve">The two patterns that are swapped are the state and strategy patterns, </w:t>
-      </w:r>
-    </w:p>
-    <w:p>
-      <w:pPr>
-        <w:pStyle w:val="ListParagraph"/>
-        <w:numPr>
-          <w:ilvl w:val="1"/>
-          <w:numId w:val="1"/>
-        </w:numPr>
-      </w:pPr>
-      <w:r>
-        <w:t>State intent:</w:t>
-      </w:r>
-    </w:p>
-    <w:p>
-      <w:pPr>
-        <w:pStyle w:val="ListParagraph"/>
-        <w:numPr>
-          <w:ilvl w:val="2"/>
-          <w:numId w:val="1"/>
-        </w:numPr>
-      </w:pPr>
-      <w:r>
-        <w:t xml:space="preserve">To allow </w:t>
-      </w:r>
-      <w:proofErr w:type="gramStart"/>
-      <w:r>
-        <w:t>a</w:t>
-      </w:r>
-      <w:proofErr w:type="gramEnd"/>
-      <w:r>
-        <w:t xml:space="preserve"> object to change its entire behaviour when its internal states change. When the player switches from one form of movement to another its entire behaviour changes </w:t>
-      </w:r>
-    </w:p>
-    <w:p>
-      <w:pPr>
-        <w:pStyle w:val="ListParagraph"/>
-        <w:numPr>
-          <w:ilvl w:val="1"/>
-          <w:numId w:val="1"/>
-        </w:numPr>
-      </w:pPr>
-      <w:r>
-        <w:t>Strategy intent:</w:t>
-      </w:r>
-    </w:p>
-    <w:p>
-      <w:pPr>
-        <w:pStyle w:val="ListParagraph"/>
-        <w:numPr>
-          <w:ilvl w:val="2"/>
-          <w:numId w:val="1"/>
-        </w:numPr>
-      </w:pPr>
-      <w:r>
-        <w:t xml:space="preserve">To define a family of algorithms where each one has been </w:t>
-      </w:r>
-      <w:proofErr w:type="gramStart"/>
-      <w:r>
-        <w:t>encapsulated, and</w:t>
-      </w:r>
-      <w:proofErr w:type="gramEnd"/>
-      <w:r>
-        <w:t xml:space="preserve"> making them interchangeable. When the player wants to decide if they want to take the scenic </w:t>
-      </w:r>
-      <w:proofErr w:type="gramStart"/>
-      <w:r>
-        <w:t>route</w:t>
-      </w:r>
-      <w:proofErr w:type="gramEnd"/>
-      <w:r>
-        <w:t xml:space="preserve"> or the shortest one the player’s internal state does not change only the formula used to figure out the route that the player wants to take </w:t>
+        <w:t>The specific stackable feature that adds extra mechanics to the game</w:t>
+      </w:r>
+    </w:p>
+    <w:p>
+      <w:r>
+        <w:t>Biomes – Abstract Factory</w:t>
+      </w:r>
+    </w:p>
+    <w:p>
+      <w:pPr>
+        <w:pStyle w:val="ListParagraph"/>
+        <w:numPr>
+          <w:ilvl w:val="0"/>
+          <w:numId w:val="1"/>
+        </w:numPr>
+      </w:pPr>
+      <w:r>
+        <w:t>Abstract Factory – The abstract builder interface</w:t>
+      </w:r>
+    </w:p>
+    <w:p>
+      <w:pPr>
+        <w:pStyle w:val="ListParagraph"/>
+        <w:numPr>
+          <w:ilvl w:val="0"/>
+          <w:numId w:val="1"/>
+        </w:numPr>
+      </w:pPr>
+      <w:r>
+        <w:t>Concrete Factory – The specific biome builders</w:t>
+      </w:r>
+    </w:p>
+    <w:p>
+      <w:pPr>
+        <w:pStyle w:val="ListParagraph"/>
+        <w:numPr>
+          <w:ilvl w:val="0"/>
+          <w:numId w:val="1"/>
+        </w:numPr>
+      </w:pPr>
+      <w:r>
+        <w:t>Abstract Product – The abstract interfaces for the things that spawn</w:t>
+      </w:r>
+    </w:p>
+    <w:p>
+      <w:pPr>
+        <w:pStyle w:val="ListParagraph"/>
+        <w:numPr>
+          <w:ilvl w:val="0"/>
+          <w:numId w:val="1"/>
+        </w:numPr>
+      </w:pPr>
+      <w:r>
+        <w:t xml:space="preserve">Concrete Product – The actual </w:t>
+      </w:r>
+      <w:r>
+        <w:t>instantiated</w:t>
+      </w:r>
+      <w:r>
+        <w:t xml:space="preserve"> objects, </w:t>
+      </w:r>
+      <w:r>
+        <w:t>e.g.</w:t>
+      </w:r>
+      <w:r>
+        <w:t xml:space="preserve"> DesertNPC</w:t>
+      </w:r>
+    </w:p>
+    <w:p>
+      <w:pPr>
+        <w:pStyle w:val="ListParagraph"/>
+        <w:numPr>
+          <w:ilvl w:val="0"/>
+          <w:numId w:val="1"/>
+        </w:numPr>
+      </w:pPr>
+      <w:r>
+        <w:t>Client – The game engine, GameManager that uses the factories</w:t>
       </w:r>
     </w:p>
     <w:p>
@@ -247,353 +565,6 @@
         <w:pStyle w:val="Heading2"/>
       </w:pPr>
       <w:r>
-        <w:t>Task 1.2 – Gang of four subsystems explained</w:t>
-      </w:r>
-    </w:p>
-    <w:p>
-      <w:r>
-        <w:t>Movement – State pattern</w:t>
-      </w:r>
-    </w:p>
-    <w:p>
-      <w:pPr>
-        <w:pStyle w:val="ListParagraph"/>
-        <w:numPr>
-          <w:ilvl w:val="0"/>
-          <w:numId w:val="1"/>
-        </w:numPr>
-      </w:pPr>
-      <w:r>
-        <w:t xml:space="preserve">Context – The traveller class, maintains </w:t>
-      </w:r>
-      <w:proofErr w:type="gramStart"/>
-      <w:r>
-        <w:t>a</w:t>
-      </w:r>
-      <w:proofErr w:type="gramEnd"/>
-      <w:r>
-        <w:t xml:space="preserve"> instance of the Concrete State subclass that defines the current movement mode</w:t>
-      </w:r>
-    </w:p>
-    <w:p>
-      <w:pPr>
-        <w:pStyle w:val="ListParagraph"/>
-        <w:numPr>
-          <w:ilvl w:val="0"/>
-          <w:numId w:val="1"/>
-        </w:numPr>
-      </w:pPr>
-      <w:r>
-        <w:t>State – The abstract travel mode interface</w:t>
-      </w:r>
-    </w:p>
-    <w:p>
-      <w:pPr>
-        <w:pStyle w:val="ListParagraph"/>
-        <w:numPr>
-          <w:ilvl w:val="0"/>
-          <w:numId w:val="1"/>
-        </w:numPr>
-      </w:pPr>
-      <w:r>
-        <w:t>Concrete State – The specific travel modes</w:t>
-      </w:r>
-    </w:p>
-    <w:p>
-      <w:r>
-        <w:t>Routes – Strategy</w:t>
-      </w:r>
-    </w:p>
-    <w:p>
-      <w:pPr>
-        <w:pStyle w:val="ListParagraph"/>
-        <w:numPr>
-          <w:ilvl w:val="0"/>
-          <w:numId w:val="1"/>
-        </w:numPr>
-      </w:pPr>
-      <w:r>
-        <w:t xml:space="preserve">Context – The trip class, needs a route but </w:t>
-      </w:r>
-      <w:proofErr w:type="spellStart"/>
-      <w:r>
-        <w:t>delgates</w:t>
-      </w:r>
-      <w:proofErr w:type="spellEnd"/>
-      <w:r>
-        <w:t xml:space="preserve"> the calculations to the strategy object that it </w:t>
-      </w:r>
-      <w:proofErr w:type="gramStart"/>
-      <w:r>
-        <w:t>holds</w:t>
-      </w:r>
-      <w:proofErr w:type="gramEnd"/>
-    </w:p>
-    <w:p>
-      <w:pPr>
-        <w:pStyle w:val="ListParagraph"/>
-        <w:numPr>
-          <w:ilvl w:val="0"/>
-          <w:numId w:val="1"/>
-        </w:numPr>
-      </w:pPr>
-      <w:r>
-        <w:t xml:space="preserve">Strategy – The abstract route finding </w:t>
-      </w:r>
-      <w:proofErr w:type="gramStart"/>
-      <w:r>
-        <w:t>interface</w:t>
-      </w:r>
-      <w:proofErr w:type="gramEnd"/>
-    </w:p>
-    <w:p>
-      <w:pPr>
-        <w:pStyle w:val="ListParagraph"/>
-        <w:numPr>
-          <w:ilvl w:val="0"/>
-          <w:numId w:val="1"/>
-        </w:numPr>
-      </w:pPr>
-      <w:r>
-        <w:t xml:space="preserve">Concrete Strategy – The specific path finding </w:t>
-      </w:r>
-      <w:proofErr w:type="gramStart"/>
-      <w:r>
-        <w:t>algos</w:t>
-      </w:r>
-      <w:proofErr w:type="gramEnd"/>
-    </w:p>
-    <w:p>
-      <w:r>
-        <w:t>Map – Composite</w:t>
-      </w:r>
-    </w:p>
-    <w:p>
-      <w:pPr>
-        <w:pStyle w:val="ListParagraph"/>
-        <w:numPr>
-          <w:ilvl w:val="0"/>
-          <w:numId w:val="1"/>
-        </w:numPr>
-      </w:pPr>
-      <w:r>
-        <w:t xml:space="preserve">Component – The abstract base interface for any place on the map </w:t>
-      </w:r>
-    </w:p>
-    <w:p>
-      <w:pPr>
-        <w:pStyle w:val="ListParagraph"/>
-        <w:numPr>
-          <w:ilvl w:val="0"/>
-          <w:numId w:val="1"/>
-        </w:numPr>
-      </w:pPr>
-      <w:r>
-        <w:t xml:space="preserve">Leaf – The location class, represents a single location no </w:t>
-      </w:r>
-      <w:proofErr w:type="gramStart"/>
-      <w:r>
-        <w:t>children</w:t>
-      </w:r>
-      <w:proofErr w:type="gramEnd"/>
-    </w:p>
-    <w:p>
-      <w:pPr>
-        <w:pStyle w:val="ListParagraph"/>
-        <w:numPr>
-          <w:ilvl w:val="0"/>
-          <w:numId w:val="1"/>
-        </w:numPr>
-      </w:pPr>
-      <w:r>
-        <w:t xml:space="preserve">Composite – The region class, holds child components and </w:t>
-      </w:r>
-      <w:proofErr w:type="gramStart"/>
-      <w:r>
-        <w:t>locations</w:t>
-      </w:r>
-      <w:proofErr w:type="gramEnd"/>
-    </w:p>
-    <w:p>
-      <w:r>
-        <w:t>Place – Decorator</w:t>
-      </w:r>
-    </w:p>
-    <w:p>
-      <w:pPr>
-        <w:pStyle w:val="ListParagraph"/>
-        <w:numPr>
-          <w:ilvl w:val="0"/>
-          <w:numId w:val="1"/>
-        </w:numPr>
-      </w:pPr>
-      <w:r>
-        <w:t>Component – The abstract base interface for a map place</w:t>
-      </w:r>
-    </w:p>
-    <w:p>
-      <w:pPr>
-        <w:pStyle w:val="ListParagraph"/>
-        <w:numPr>
-          <w:ilvl w:val="0"/>
-          <w:numId w:val="1"/>
-        </w:numPr>
-      </w:pPr>
-      <w:r>
-        <w:t xml:space="preserve">Concrete Component – The base location object that is going to get </w:t>
-      </w:r>
-      <w:proofErr w:type="gramStart"/>
-      <w:r>
-        <w:t>wrapped</w:t>
-      </w:r>
-      <w:proofErr w:type="gramEnd"/>
-      <w:r>
-        <w:t xml:space="preserve"> </w:t>
-      </w:r>
-    </w:p>
-    <w:p>
-      <w:pPr>
-        <w:pStyle w:val="ListParagraph"/>
-        <w:numPr>
-          <w:ilvl w:val="0"/>
-          <w:numId w:val="1"/>
-        </w:numPr>
-      </w:pPr>
-      <w:r>
-        <w:t xml:space="preserve">Decorator – The abstract feature wrapper that </w:t>
-      </w:r>
-      <w:r>
-        <w:t>maintains</w:t>
-      </w:r>
-      <w:r>
-        <w:t xml:space="preserve"> reference to a Component </w:t>
-      </w:r>
-      <w:proofErr w:type="gramStart"/>
-      <w:r>
-        <w:t>object</w:t>
-      </w:r>
-      <w:proofErr w:type="gramEnd"/>
-    </w:p>
-    <w:p>
-      <w:pPr>
-        <w:pStyle w:val="ListParagraph"/>
-        <w:numPr>
-          <w:ilvl w:val="0"/>
-          <w:numId w:val="1"/>
-        </w:numPr>
-      </w:pPr>
-      <w:r>
-        <w:t xml:space="preserve">Concrete Decorator </w:t>
-      </w:r>
-      <w:r>
-        <w:t>–</w:t>
-      </w:r>
-      <w:r>
-        <w:t xml:space="preserve"> </w:t>
-      </w:r>
-      <w:r>
-        <w:t xml:space="preserve">The specific stackable feature that adds extra mechanics to the </w:t>
-      </w:r>
-      <w:proofErr w:type="gramStart"/>
-      <w:r>
-        <w:t>game</w:t>
-      </w:r>
-      <w:proofErr w:type="gramEnd"/>
-    </w:p>
-    <w:p>
-      <w:r>
-        <w:t>Biomes – Abstract Factory</w:t>
-      </w:r>
-    </w:p>
-    <w:p>
-      <w:pPr>
-        <w:pStyle w:val="ListParagraph"/>
-        <w:numPr>
-          <w:ilvl w:val="0"/>
-          <w:numId w:val="1"/>
-        </w:numPr>
-      </w:pPr>
-      <w:r>
-        <w:t>Abstract Factory – The abstract builder interface</w:t>
-      </w:r>
-    </w:p>
-    <w:p>
-      <w:pPr>
-        <w:pStyle w:val="ListParagraph"/>
-        <w:numPr>
-          <w:ilvl w:val="0"/>
-          <w:numId w:val="1"/>
-        </w:numPr>
-      </w:pPr>
-      <w:r>
-        <w:t>Concrete Factory – The specific biome builders</w:t>
-      </w:r>
-    </w:p>
-    <w:p>
-      <w:pPr>
-        <w:pStyle w:val="ListParagraph"/>
-        <w:numPr>
-          <w:ilvl w:val="0"/>
-          <w:numId w:val="1"/>
-        </w:numPr>
-      </w:pPr>
-      <w:r>
-        <w:t xml:space="preserve">Abstract Product – The abstract interfaces for the things that </w:t>
-      </w:r>
-      <w:proofErr w:type="gramStart"/>
-      <w:r>
-        <w:t>spawn</w:t>
-      </w:r>
-      <w:proofErr w:type="gramEnd"/>
-    </w:p>
-    <w:p>
-      <w:pPr>
-        <w:pStyle w:val="ListParagraph"/>
-        <w:numPr>
-          <w:ilvl w:val="0"/>
-          <w:numId w:val="1"/>
-        </w:numPr>
-      </w:pPr>
-      <w:r>
-        <w:t xml:space="preserve">Concrete Product – The actual </w:t>
-      </w:r>
-      <w:r>
-        <w:t>instantiated</w:t>
-      </w:r>
-      <w:r>
-        <w:t xml:space="preserve"> objects, </w:t>
-      </w:r>
-      <w:proofErr w:type="gramStart"/>
-      <w:r>
-        <w:t>e.g.</w:t>
-      </w:r>
-      <w:proofErr w:type="gramEnd"/>
-      <w:r>
-        <w:t xml:space="preserve"> DesertNPC</w:t>
-      </w:r>
-    </w:p>
-    <w:p>
-      <w:pPr>
-        <w:pStyle w:val="ListParagraph"/>
-        <w:numPr>
-          <w:ilvl w:val="0"/>
-          <w:numId w:val="1"/>
-        </w:numPr>
-      </w:pPr>
-      <w:r>
-        <w:t xml:space="preserve">Client – The game engine, GameManager that uses the </w:t>
-      </w:r>
-      <w:proofErr w:type="gramStart"/>
-      <w:r>
-        <w:t>factories</w:t>
-      </w:r>
-      <w:proofErr w:type="gramEnd"/>
-    </w:p>
-    <w:p>
-      <w:pPr>
-        <w:pStyle w:val="Heading2"/>
-      </w:pPr>
-      <w:r>
         <w:t>Task 1.3 – Identifying problems in UML</w:t>
       </w:r>
     </w:p>
@@ -606,13 +577,8 @@
         </w:numPr>
       </w:pPr>
       <w:r>
-        <w:t xml:space="preserve">Decorator class, there exists a subclass for every possible combination of </w:t>
-      </w:r>
-      <w:proofErr w:type="gramStart"/>
-      <w:r>
-        <w:t>features</w:t>
-      </w:r>
-      <w:proofErr w:type="gramEnd"/>
+        <w:t>Decorator class, there exists a subclass for every possible combination of features</w:t>
+      </w:r>
     </w:p>
     <w:p>
       <w:pPr>
@@ -629,15 +595,7 @@
         <w:t>Favour</w:t>
       </w:r>
       <w:r>
-        <w:t xml:space="preserve"> object composition over class </w:t>
-      </w:r>
-      <w:proofErr w:type="gramStart"/>
-      <w:r>
-        <w:t>inheritance</w:t>
-      </w:r>
-      <w:proofErr w:type="gramEnd"/>
-      <w:r>
-        <w:t xml:space="preserve"> </w:t>
+        <w:t xml:space="preserve"> object composition over class inheritance </w:t>
       </w:r>
     </w:p>
     <w:p>
@@ -649,10 +607,18 @@
         </w:numPr>
       </w:pPr>
       <w:r>
-        <w:t xml:space="preserve">Consequence: (maintenance), if you add a new feature you have to write a </w:t>
+        <w:t xml:space="preserve">Consequence: (maintenance), if you add a new feature you </w:t>
       </w:r>
       <w:proofErr w:type="gramStart"/>
       <w:r>
+        <w:t>have to</w:t>
+      </w:r>
+      <w:proofErr w:type="gramEnd"/>
+      <w:r>
+        <w:t xml:space="preserve"> write a </w:t>
+      </w:r>
+      <w:proofErr w:type="gramStart"/>
+      <w:r>
         <w:t>classes</w:t>
       </w:r>
       <w:proofErr w:type="gramEnd"/>
@@ -669,15 +635,7 @@
         </w:numPr>
       </w:pPr>
       <w:r>
-        <w:t xml:space="preserve">Map class, class holds separate vectors for location and region instead of single collection of shared </w:t>
-      </w:r>
-      <w:proofErr w:type="gramStart"/>
-      <w:r>
-        <w:t>base</w:t>
-      </w:r>
-      <w:proofErr w:type="gramEnd"/>
-      <w:r>
-        <w:t xml:space="preserve"> interface</w:t>
+        <w:t>Map class, class holds separate vectors for location and region instead of single collection of shared base interface</w:t>
       </w:r>
     </w:p>
     <w:p>
@@ -689,13 +647,8 @@
         </w:numPr>
       </w:pPr>
       <w:r>
-        <w:t xml:space="preserve">Rule broken: Client must be able to treat individual objects and compositions </w:t>
-      </w:r>
-      <w:proofErr w:type="gramStart"/>
-      <w:r>
-        <w:t>uniformly</w:t>
-      </w:r>
-      <w:proofErr w:type="gramEnd"/>
+        <w:t>Rule broken: Client must be able to treat individual objects and compositions uniformly</w:t>
+      </w:r>
     </w:p>
     <w:p>
       <w:pPr>
@@ -718,13 +671,8 @@
         </w:numPr>
       </w:pPr>
       <w:r>
-        <w:t xml:space="preserve">Lack of italics and abstraction, no classes are </w:t>
-      </w:r>
-      <w:proofErr w:type="gramStart"/>
-      <w:r>
-        <w:t>abstracted</w:t>
-      </w:r>
-      <w:proofErr w:type="gramEnd"/>
+        <w:t>Lack of italics and abstraction, no classes are abstracted</w:t>
+      </w:r>
     </w:p>
     <w:p>
       <w:pPr>
@@ -755,10 +703,7 @@
         </w:numPr>
       </w:pPr>
       <w:r>
-        <w:t>Consequence: (</w:t>
-      </w:r>
-      <w:r>
-        <w:t xml:space="preserve">Maintenance), makes the diagram harder to read as you don’t know what is supposed to be </w:t>
+        <w:t xml:space="preserve">Consequence: (Maintenance), makes the diagram harder to read as you don’t know what is supposed to be </w:t>
       </w:r>
       <w:proofErr w:type="gramStart"/>
       <w:r>
@@ -766,7 +711,15 @@
       </w:r>
       <w:proofErr w:type="gramEnd"/>
       <w:r>
-        <w:t xml:space="preserve"> interface and what is a implementation</w:t>
+        <w:t xml:space="preserve"> interface and what is </w:t>
+      </w:r>
+      <w:proofErr w:type="gramStart"/>
+      <w:r>
+        <w:t>a</w:t>
+      </w:r>
+      <w:proofErr w:type="gramEnd"/>
+      <w:r>
+        <w:t xml:space="preserve"> implementation</w:t>
       </w:r>
     </w:p>
     <w:p>
@@ -778,13 +731,8 @@
         </w:numPr>
       </w:pPr>
       <w:r>
-        <w:t xml:space="preserve">Floating concrete products in Abstract factory, no arrows to show where desert NPC </w:t>
-      </w:r>
-      <w:proofErr w:type="gramStart"/>
-      <w:r>
-        <w:t>goes</w:t>
-      </w:r>
-      <w:proofErr w:type="gramEnd"/>
+        <w:t>Floating concrete products in Abstract factory, no arrows to show where desert NPC goes</w:t>
+      </w:r>
     </w:p>
     <w:p>
       <w:pPr>
@@ -803,7 +751,23 @@
       </w:r>
       <w:proofErr w:type="gramEnd"/>
       <w:r>
-        <w:t xml:space="preserve"> products created by a abstract factory must inherit from a abstract base class so they can be returned polymorphically.</w:t>
+        <w:t xml:space="preserve"> products created by </w:t>
+      </w:r>
+      <w:proofErr w:type="gramStart"/>
+      <w:r>
+        <w:t>a</w:t>
+      </w:r>
+      <w:proofErr w:type="gramEnd"/>
+      <w:r>
+        <w:t xml:space="preserve"> abstract factory must inherit from </w:t>
+      </w:r>
+      <w:proofErr w:type="gramStart"/>
+      <w:r>
+        <w:t>a</w:t>
+      </w:r>
+      <w:proofErr w:type="gramEnd"/>
+      <w:r>
+        <w:t xml:space="preserve"> abstract base class so they can be returned polymorphically.</w:t>
       </w:r>
     </w:p>
     <w:p>
@@ -815,10 +779,7 @@
         </w:numPr>
       </w:pPr>
       <w:r>
-        <w:t xml:space="preserve">Consequence: (Runtime), </w:t>
-      </w:r>
-      <w:r>
-        <w:t xml:space="preserve">worldbuilder is forced to return void that destroys type safety </w:t>
+        <w:t xml:space="preserve">Consequence: (Runtime), worldbuilder is forced to return void that destroys type safety </w:t>
       </w:r>
     </w:p>
     <w:p>
@@ -830,13 +791,8 @@
         </w:numPr>
       </w:pPr>
       <w:r>
-        <w:t xml:space="preserve">No virtual destructors on base classes, no class has a virtual </w:t>
-      </w:r>
-      <w:proofErr w:type="gramStart"/>
-      <w:r>
-        <w:t>destructor</w:t>
-      </w:r>
-      <w:proofErr w:type="gramEnd"/>
+        <w:t>No virtual destructors on base classes, no class has a virtual destructor</w:t>
+      </w:r>
     </w:p>
     <w:p>
       <w:pPr>
@@ -847,13 +803,8 @@
         </w:numPr>
       </w:pPr>
       <w:r>
-        <w:t xml:space="preserve">Rule broken: any base class needs a destructor for memory </w:t>
-      </w:r>
-      <w:proofErr w:type="gramStart"/>
-      <w:r>
-        <w:t>leaks</w:t>
-      </w:r>
-      <w:proofErr w:type="gramEnd"/>
+        <w:t>Rule broken: any base class needs a destructor for memory leaks</w:t>
+      </w:r>
     </w:p>
     <w:p>
       <w:pPr>
@@ -864,10 +815,7 @@
         </w:numPr>
       </w:pPr>
       <w:r>
-        <w:t xml:space="preserve">Consequence: (Runtime), </w:t>
-      </w:r>
-      <w:r>
-        <w:t>massive memory leaks</w:t>
+        <w:t>Consequence: (Runtime), massive memory leaks</w:t>
       </w:r>
     </w:p>
     <w:p>
@@ -901,13 +849,8 @@
         </w:numPr>
       </w:pPr>
       <w:r>
-        <w:t xml:space="preserve">Rule broken: every class that owns dynamic memory is responsible for deleting </w:t>
-      </w:r>
-      <w:proofErr w:type="gramStart"/>
-      <w:r>
-        <w:t>it</w:t>
-      </w:r>
-      <w:proofErr w:type="gramEnd"/>
+        <w:t>Rule broken: every class that owns dynamic memory is responsible for deleting it</w:t>
+      </w:r>
     </w:p>
     <w:p>
       <w:pPr>
@@ -918,10 +861,7 @@
         </w:numPr>
       </w:pPr>
       <w:r>
-        <w:t xml:space="preserve">Consequence: (Runtime), </w:t>
-      </w:r>
-      <w:r>
-        <w:t>more memory leaks</w:t>
+        <w:t>Consequence: (Runtime), more memory leaks</w:t>
       </w:r>
     </w:p>
     <w:p>
@@ -933,13 +873,8 @@
         </w:numPr>
       </w:pPr>
       <w:r>
-        <w:t xml:space="preserve">Centralised movement logic, move strategy class relies on a big switch case statement to execute </w:t>
-      </w:r>
-      <w:proofErr w:type="gramStart"/>
-      <w:r>
-        <w:t>movement</w:t>
-      </w:r>
-      <w:proofErr w:type="gramEnd"/>
+        <w:t>Centralised movement logic, move strategy class relies on a big switch case statement to execute movement</w:t>
+      </w:r>
     </w:p>
     <w:p>
       <w:pPr>
@@ -970,10 +905,7 @@
         </w:numPr>
       </w:pPr>
       <w:r>
-        <w:t>Consequence: (</w:t>
-      </w:r>
-      <w:r>
-        <w:t>Maintenance), high/ excessive coupling</w:t>
+        <w:t>Consequence: (Maintenance), high/ excessive coupling</w:t>
       </w:r>
     </w:p>
     <w:p>
@@ -985,15 +917,8 @@
         </w:numPr>
       </w:pPr>
       <w:r>
-        <w:t xml:space="preserve">Monolithic world builder, another big switch case statement to create objects based on string inputs instead of using the factory </w:t>
-      </w:r>
-      <w:proofErr w:type="gramStart"/>
-      <w:r>
-        <w:t>classes</w:t>
-      </w:r>
-      <w:proofErr w:type="gramEnd"/>
-      <w:r>
-        <w:t xml:space="preserve"> </w:t>
+        <w:lastRenderedPageBreak/>
+        <w:t xml:space="preserve">Monolithic world builder, another big switch case statement to create objects based on string inputs instead of using the factory classes </w:t>
       </w:r>
     </w:p>
     <w:p>
@@ -1025,10 +950,7 @@
         </w:numPr>
       </w:pPr>
       <w:r>
-        <w:t>Consequence: (</w:t>
-      </w:r>
-      <w:r>
-        <w:t xml:space="preserve">Maintenance), the world builder </w:t>
+        <w:t xml:space="preserve">Consequence: (Maintenance), the world builder </w:t>
       </w:r>
       <w:proofErr w:type="gramStart"/>
       <w:r>
@@ -1075,7 +997,15 @@
       </w:r>
       <w:proofErr w:type="spellEnd"/>
       <w:r>
-        <w:t xml:space="preserve"> over coupled class and to decouple systems by distributing responsibilities. If you were to centralize all of the </w:t>
+        <w:t xml:space="preserve"> over coupled class and to decouple systems by distributing responsibilities. If you were to centralize </w:t>
+      </w:r>
+      <w:proofErr w:type="gramStart"/>
+      <w:r>
+        <w:t>all of</w:t>
+      </w:r>
+      <w:proofErr w:type="gramEnd"/>
+      <w:r>
+        <w:t xml:space="preserve"> the </w:t>
       </w:r>
       <w:proofErr w:type="spellStart"/>
       <w:r>
@@ -1091,27 +1021,27 @@
       </w:r>
       <w:proofErr w:type="gramEnd"/>
       <w:r>
-        <w:t xml:space="preserve"> you have ensures that when you want to add a new movement system or travel route that you now have to modify the core logic of the GameManager class. This violates the single responsibility principal, instead:</w:t>
-      </w:r>
-    </w:p>
-    <w:p>
-      <w:pPr>
-        <w:pStyle w:val="ListParagraph"/>
-        <w:numPr>
-          <w:ilvl w:val="0"/>
-          <w:numId w:val="1"/>
-        </w:numPr>
-      </w:pPr>
-      <w:r>
-        <w:t xml:space="preserve">Traveller, should handle its own current movement mode </w:t>
+        <w:t xml:space="preserve"> you have ensures that when you want to add a new movement system or travel route that you now </w:t>
       </w:r>
       <w:proofErr w:type="gramStart"/>
       <w:r>
-        <w:t>object</w:t>
+        <w:t>have to</w:t>
       </w:r>
       <w:proofErr w:type="gramEnd"/>
       <w:r>
-        <w:t xml:space="preserve"> </w:t>
+        <w:t xml:space="preserve"> modify the core logic of the GameManager class. This violates the single responsibility principal, instead:</w:t>
+      </w:r>
+    </w:p>
+    <w:p>
+      <w:pPr>
+        <w:pStyle w:val="ListParagraph"/>
+        <w:numPr>
+          <w:ilvl w:val="0"/>
+          <w:numId w:val="1"/>
+        </w:numPr>
+      </w:pPr>
+      <w:r>
+        <w:t xml:space="preserve">Traveller, should handle its own current movement mode object </w:t>
       </w:r>
     </w:p>
     <w:p>
@@ -1143,60 +1073,55 @@
         </w:numPr>
       </w:pPr>
       <w:r>
-        <w:t xml:space="preserve">Map, should manage its own internal traversal of the </w:t>
+        <w:t>Map, should manage its own internal traversal of the map</w:t>
+      </w:r>
+    </w:p>
+    <w:p/>
+    <w:p>
+      <w:pPr>
+        <w:pStyle w:val="Heading2"/>
+      </w:pPr>
+      <w:r>
+        <w:t xml:space="preserve">Task 1.5 – diagram critique </w:t>
+      </w:r>
+    </w:p>
+    <w:p>
+      <w:pPr>
+        <w:pStyle w:val="ListParagraph"/>
+        <w:numPr>
+          <w:ilvl w:val="0"/>
+          <w:numId w:val="1"/>
+        </w:numPr>
+      </w:pPr>
+      <w:r>
+        <w:t xml:space="preserve">The GameManager class creates a spiderweb as it is built as the </w:t>
       </w:r>
       <w:proofErr w:type="gramStart"/>
       <w:r>
-        <w:t>map</w:t>
+        <w:t>know it all</w:t>
       </w:r>
       <w:proofErr w:type="gramEnd"/>
-    </w:p>
-    <w:p/>
-    <w:p>
-      <w:pPr>
-        <w:pStyle w:val="Heading2"/>
-      </w:pPr>
-      <w:r>
-        <w:t xml:space="preserve">Task 1.5 – diagram critique </w:t>
-      </w:r>
-    </w:p>
-    <w:p>
-      <w:pPr>
-        <w:pStyle w:val="ListParagraph"/>
-        <w:numPr>
-          <w:ilvl w:val="0"/>
-          <w:numId w:val="1"/>
-        </w:numPr>
-      </w:pPr>
-      <w:r>
-        <w:t xml:space="preserve">The GameManager class creates a spiderweb as it is built as the </w:t>
+      <w:r>
+        <w:t xml:space="preserve"> class that interacts with everything, thus making that the dependency arrows are forced to radiate outward crossing all other arrows</w:t>
+      </w:r>
+    </w:p>
+    <w:p>
+      <w:pPr>
+        <w:pStyle w:val="ListParagraph"/>
+        <w:numPr>
+          <w:ilvl w:val="0"/>
+          <w:numId w:val="1"/>
+        </w:numPr>
+      </w:pPr>
+      <w:r>
+        <w:t xml:space="preserve">Poor spatial grouping makes that the diagram does not have a </w:t>
       </w:r>
       <w:proofErr w:type="gramStart"/>
       <w:r>
-        <w:t>know it all</w:t>
+        <w:t>direct flow systems</w:t>
       </w:r>
       <w:proofErr w:type="gramEnd"/>
       <w:r>
-        <w:t xml:space="preserve"> class that interacts with everything, thus making that the dependency arrows are forced to radiate outward crossing all other arrows</w:t>
-      </w:r>
-    </w:p>
-    <w:p>
-      <w:pPr>
-        <w:pStyle w:val="ListParagraph"/>
-        <w:numPr>
-          <w:ilvl w:val="0"/>
-          <w:numId w:val="1"/>
-        </w:numPr>
-      </w:pPr>
-      <w:r>
-        <w:t xml:space="preserve">Poor spatial grouping makes that the diagram does not have a </w:t>
-      </w:r>
-      <w:proofErr w:type="gramStart"/>
-      <w:r>
-        <w:t>direct flow systems</w:t>
-      </w:r>
-      <w:proofErr w:type="gramEnd"/>
-      <w:r>
         <w:t xml:space="preserve"> are not placed in any logical order and there are lonely floating classes making it hard to read.</w:t>
       </w:r>
     </w:p>
@@ -1224,15 +1149,7 @@
         <w:t xml:space="preserve">Group the UML by </w:t>
       </w:r>
       <w:r>
-        <w:t xml:space="preserve">subsystem separating the diagram into distinct parts, like a zone for each </w:t>
-      </w:r>
-      <w:proofErr w:type="gramStart"/>
-      <w:r>
-        <w:t>pattern</w:t>
-      </w:r>
-      <w:proofErr w:type="gramEnd"/>
-      <w:r>
-        <w:t xml:space="preserve"> </w:t>
+        <w:t xml:space="preserve">subsystem separating the diagram into distinct parts, like a zone for each pattern </w:t>
       </w:r>
     </w:p>
     <w:p>
@@ -1315,15 +1232,7 @@
       </w:r>
       <w:proofErr w:type="spellEnd"/>
       <w:r>
-        <w:t xml:space="preserve"> and some other are the concrete </w:t>
-      </w:r>
-      <w:proofErr w:type="gramStart"/>
-      <w:r>
-        <w:t>states</w:t>
-      </w:r>
-      <w:proofErr w:type="gramEnd"/>
-      <w:r>
-        <w:t xml:space="preserve"> </w:t>
+        <w:t xml:space="preserve"> and some other are the concrete states </w:t>
       </w:r>
     </w:p>
     <w:p>
@@ -1350,16 +1259,12 @@
         </w:numPr>
       </w:pPr>
       <w:r>
-        <w:t xml:space="preserve">Traveller owns the dynamically allocated pointer to its current travel </w:t>
-      </w:r>
-      <w:proofErr w:type="gramStart"/>
-      <w:r>
-        <w:t>state</w:t>
-      </w:r>
-      <w:proofErr w:type="gramEnd"/>
-    </w:p>
-    <w:p>
-      <w:r>
+        <w:t>Traveller owns the dynamically allocated pointer to its current travel state</w:t>
+      </w:r>
+    </w:p>
+    <w:p>
+      <w:r>
+        <w:lastRenderedPageBreak/>
         <w:t>Route Finding</w:t>
       </w:r>
     </w:p>
@@ -1467,13 +1372,8 @@
       </w:r>
       <w:proofErr w:type="spellEnd"/>
       <w:r>
-        <w:t xml:space="preserve"> is the component Interface Location is the leaf, and region is the </w:t>
-      </w:r>
-      <w:proofErr w:type="gramStart"/>
-      <w:r>
-        <w:t>composite</w:t>
-      </w:r>
-      <w:proofErr w:type="gramEnd"/>
+        <w:t xml:space="preserve"> is the component Interface Location is the leaf, and region is the composite</w:t>
+      </w:r>
     </w:p>
     <w:p>
       <w:pPr>
@@ -1504,13 +1404,8 @@
       </w:r>
       <w:proofErr w:type="spellEnd"/>
       <w:r>
-        <w:t xml:space="preserve"> pointers and takes ownership of </w:t>
-      </w:r>
-      <w:proofErr w:type="gramStart"/>
-      <w:r>
-        <w:t>them</w:t>
-      </w:r>
-      <w:proofErr w:type="gramEnd"/>
+        <w:t xml:space="preserve"> pointers and takes ownership of them</w:t>
+      </w:r>
     </w:p>
     <w:p>
       <w:r>
@@ -1559,15 +1454,7 @@
       </w:r>
       <w:proofErr w:type="spellEnd"/>
       <w:r>
-        <w:t xml:space="preserve"> is the abstract Decorator, and the weather feature and some others are the concrete </w:t>
-      </w:r>
-      <w:proofErr w:type="gramStart"/>
-      <w:r>
-        <w:t>decorators</w:t>
-      </w:r>
-      <w:proofErr w:type="gramEnd"/>
-      <w:r>
-        <w:t xml:space="preserve"> </w:t>
+        <w:t xml:space="preserve"> is the abstract Decorator, and the weather feature and some others are the concrete decorators </w:t>
       </w:r>
     </w:p>
     <w:p>
@@ -1607,13 +1494,8 @@
       </w:r>
       <w:proofErr w:type="spellEnd"/>
       <w:r>
-        <w:t xml:space="preserve"> it </w:t>
-      </w:r>
-      <w:proofErr w:type="gramStart"/>
-      <w:r>
-        <w:t>wraps</w:t>
-      </w:r>
-      <w:proofErr w:type="gramEnd"/>
+        <w:t xml:space="preserve"> it wraps</w:t>
+      </w:r>
     </w:p>
     <w:p>
       <w:r>
@@ -1646,13 +1528,8 @@
       </w:r>
       <w:proofErr w:type="spellEnd"/>
       <w:r>
-        <w:t xml:space="preserve"> is the abstract </w:t>
-      </w:r>
-      <w:proofErr w:type="gramStart"/>
-      <w:r>
-        <w:t>factory</w:t>
-      </w:r>
-      <w:proofErr w:type="gramEnd"/>
+        <w:t xml:space="preserve"> is the abstract factory</w:t>
+      </w:r>
     </w:p>
     <w:p>
       <w:pPr>
@@ -1675,24 +1552,214 @@
         </w:numPr>
       </w:pPr>
       <w:r>
-        <w:t xml:space="preserve">The game manager only interacts with biome </w:t>
-      </w:r>
-      <w:proofErr w:type="gramStart"/>
-      <w:r>
-        <w:t>factory</w:t>
-      </w:r>
-      <w:proofErr w:type="gramEnd"/>
-      <w:r>
-        <w:t xml:space="preserve"> </w:t>
-      </w:r>
-    </w:p>
-    <w:p>
-      <w:pPr>
-        <w:pStyle w:val="ListParagraph"/>
-        <w:numPr>
-          <w:ilvl w:val="1"/>
-          <w:numId w:val="1"/>
-        </w:numPr>
+        <w:t xml:space="preserve">The game manager only interacts with biome factory </w:t>
+      </w:r>
+    </w:p>
+    <w:p>
+      <w:r>
+        <w:br w:type="page"/>
+      </w:r>
+    </w:p>
+    <w:p>
+      <w:pPr>
+        <w:rPr>
+          <w:lang w:val="en-US"/>
+        </w:rPr>
+      </w:pPr>
+      <w:r>
+        <w:rPr>
+          <w:lang w:val="en-US"/>
+        </w:rPr>
+        <w:lastRenderedPageBreak/>
+        <w:t>Task 4</w:t>
+      </w:r>
+    </w:p>
+    <w:p>
+      <w:pPr>
+        <w:rPr>
+          <w:lang w:val="en-US"/>
+        </w:rPr>
+      </w:pPr>
+      <w:r>
+        <w:rPr>
+          <w:lang w:val="en-US"/>
+        </w:rPr>
+        <w:t xml:space="preserve">4.3) The intent of the Strategy pattern is to define a family of algorithms, encapsulate each one into a separate class, and make them interchangeable. It lets the algorithm vary independently from the clients that use it. Whereas the intent of the State pattern is to allow an object to alter its behavior when its internal state changes, the object will appear to change its class. </w:t>
+      </w:r>
+    </w:p>
+    <w:p>
+      <w:pPr>
+        <w:rPr>
+          <w:lang w:val="en-US"/>
+        </w:rPr>
+      </w:pPr>
+    </w:p>
+    <w:p>
+      <w:pPr>
+        <w:rPr>
+          <w:lang w:val="en-US"/>
+        </w:rPr>
+      </w:pPr>
+    </w:p>
+    <w:p>
+      <w:pPr>
+        <w:rPr>
+          <w:lang w:val="en-US"/>
+        </w:rPr>
+      </w:pPr>
+      <w:r>
+        <w:rPr>
+          <w:lang w:val="en-US"/>
+        </w:rPr>
+        <w:t>Task 5</w:t>
+      </w:r>
+    </w:p>
+    <w:p>
+      <w:pPr>
+        <w:rPr>
+          <w:lang w:val="en-US"/>
+        </w:rPr>
+      </w:pPr>
+    </w:p>
+    <w:p>
+      <w:pPr>
+        <w:rPr>
+          <w:lang w:val="en-US"/>
+        </w:rPr>
+      </w:pPr>
+      <w:r>
+        <w:rPr>
+          <w:noProof/>
+          <w:lang w:val="en-US"/>
+        </w:rPr>
+        <w:drawing>
+          <wp:inline distT="0" distB="0" distL="0" distR="0" wp14:anchorId="4C57BC58" wp14:editId="5CE166AA">
+            <wp:extent cx="2762573" cy="3543300"/>
+            <wp:effectExtent l="0" t="0" r="6350" b="0"/>
+            <wp:docPr id="1929053653" name="Picture 1"/>
+            <wp:cNvGraphicFramePr>
+              <a:graphicFrameLocks xmlns:a="http://schemas.openxmlformats.org/drawingml/2006/main" noChangeAspect="1"/>
+            </wp:cNvGraphicFramePr>
+            <a:graphic xmlns:a="http://schemas.openxmlformats.org/drawingml/2006/main">
+              <a:graphicData uri="http://schemas.openxmlformats.org/drawingml/2006/picture">
+                <pic:pic xmlns:pic="http://schemas.openxmlformats.org/drawingml/2006/picture">
+                  <pic:nvPicPr>
+                    <pic:cNvPr id="1929053653" name=""/>
+                    <pic:cNvPicPr/>
+                  </pic:nvPicPr>
+                  <pic:blipFill>
+                    <a:blip r:embed="rId5"/>
+                    <a:stretch>
+                      <a:fillRect/>
+                    </a:stretch>
+                  </pic:blipFill>
+                  <pic:spPr>
+                    <a:xfrm>
+                      <a:off x="0" y="0"/>
+                      <a:ext cx="2780985" cy="3566916"/>
+                    </a:xfrm>
+                    <a:prstGeom prst="rect">
+                      <a:avLst/>
+                    </a:prstGeom>
+                  </pic:spPr>
+                </pic:pic>
+              </a:graphicData>
+            </a:graphic>
+          </wp:inline>
+        </w:drawing>
+      </w:r>
+    </w:p>
+    <w:p>
+      <w:pPr>
+        <w:rPr>
+          <w:lang w:val="en-US"/>
+        </w:rPr>
+      </w:pPr>
+      <w:r>
+        <w:rPr>
+          <w:lang w:val="en-US"/>
+        </w:rPr>
+        <w:br/>
+      </w:r>
+    </w:p>
+    <w:p>
+      <w:pPr>
+        <w:rPr>
+          <w:lang w:val="en-US"/>
+        </w:rPr>
+      </w:pPr>
+      <w:r>
+        <w:rPr>
+          <w:lang w:val="en-US"/>
+        </w:rPr>
+        <w:br w:type="page"/>
+      </w:r>
+    </w:p>
+    <w:p>
+      <w:pPr>
+        <w:rPr>
+          <w:lang w:val="en-US"/>
+        </w:rPr>
+      </w:pPr>
+      <w:r>
+        <w:rPr>
+          <w:lang w:val="en-US"/>
+        </w:rPr>
+        <w:lastRenderedPageBreak/>
+        <w:t>Task 6</w:t>
+      </w:r>
+    </w:p>
+    <w:p>
+      <w:pPr>
+        <w:rPr>
+          <w:lang w:val="en-US"/>
+        </w:rPr>
+      </w:pPr>
+      <w:r>
+        <w:rPr>
+          <w:noProof/>
+          <w:lang w:val="en-US"/>
+        </w:rPr>
+        <w:drawing>
+          <wp:inline distT="0" distB="0" distL="0" distR="0" wp14:anchorId="4E2C7AC6" wp14:editId="1B6ED0CE">
+            <wp:extent cx="2628900" cy="3245887"/>
+            <wp:effectExtent l="0" t="0" r="0" b="5715"/>
+            <wp:docPr id="7643513" name="Picture 1"/>
+            <wp:cNvGraphicFramePr>
+              <a:graphicFrameLocks xmlns:a="http://schemas.openxmlformats.org/drawingml/2006/main" noChangeAspect="1"/>
+            </wp:cNvGraphicFramePr>
+            <a:graphic xmlns:a="http://schemas.openxmlformats.org/drawingml/2006/main">
+              <a:graphicData uri="http://schemas.openxmlformats.org/drawingml/2006/picture">
+                <pic:pic xmlns:pic="http://schemas.openxmlformats.org/drawingml/2006/picture">
+                  <pic:nvPicPr>
+                    <pic:cNvPr id="7643513" name=""/>
+                    <pic:cNvPicPr/>
+                  </pic:nvPicPr>
+                  <pic:blipFill>
+                    <a:blip r:embed="rId6"/>
+                    <a:stretch>
+                      <a:fillRect/>
+                    </a:stretch>
+                  </pic:blipFill>
+                  <pic:spPr>
+                    <a:xfrm>
+                      <a:off x="0" y="0"/>
+                      <a:ext cx="2638992" cy="3258348"/>
+                    </a:xfrm>
+                    <a:prstGeom prst="rect">
+                      <a:avLst/>
+                    </a:prstGeom>
+                  </pic:spPr>
+                </pic:pic>
+              </a:graphicData>
+            </a:graphic>
+          </wp:inline>
+        </w:drawing>
+      </w:r>
+    </w:p>
+    <w:p>
+      <w:pPr>
+        <w:ind w:left="1080"/>
       </w:pPr>
     </w:p>
     <w:sectPr>
@@ -1706,7 +1773,7 @@
 </file>
 
 <file path=word/numbering.xml><?xml version="1.0" encoding="utf-8"?>
-<w:numbering xmlns:wpc="http://schemas.microsoft.com/office/word/2010/wordprocessingCanvas" xmlns:cx="http://schemas.microsoft.com/office/drawing/2014/chartex" xmlns:cx1="http://schemas.microsoft.com/office/drawing/2015/9/8/chartex" xmlns:cx2="http://schemas.microsoft.com/office/drawing/2015/10/21/chartex" xmlns:cx3="http://schemas.microsoft.com/office/drawing/2016/5/9/chartex" xmlns:cx4="http://schemas.microsoft.com/office/drawing/2016/5/10/chartex" xmlns:cx5="http://schemas.microsoft.com/office/drawing/2016/5/11/chartex" xmlns:cx6="http://schemas.microsoft.com/office/drawing/2016/5/12/chartex" xmlns:cx7="http://schemas.microsoft.com/office/drawing/2016/5/13/chartex" xmlns:cx8="http://schemas.microsoft.com/office/drawing/2016/5/14/chartex" xmlns:mc="http://schemas.openxmlformats.org/markup-compatibility/2006" xmlns:aink="http://schemas.microsoft.com/office/drawing/2016/ink" xmlns:am3d="http://schemas.microsoft.com/office/drawing/2017/model3d" xmlns:o="urn:schemas-microsoft-com:office:office" xmlns:oel="http://schemas.microsoft.com/office/2019/extlst" xmlns:r="http://schemas.openxmlformats.org/officeDocument/2006/relationships" xmlns:m="http://schemas.openxmlformats.org/officeDocument/2006/math" xmlns:v="urn:schemas-microsoft-com:vml" xmlns:wp14="http://schemas.microsoft.com/office/word/2010/wordprocessingDrawing" xmlns:wp="http://schemas.openxmlformats.org/drawingml/2006/wordprocessingDrawing" xmlns:w10="urn:schemas-microsoft-com:office:word" xmlns:w="http://schemas.openxmlformats.org/wordprocessingml/2006/main" xmlns:w14="http://schemas.microsoft.com/office/word/2010/wordml" xmlns:w15="http://schemas.microsoft.com/office/word/2012/wordml" xmlns:w16cex="http://schemas.microsoft.com/office/word/2018/wordml/cex" xmlns:w16cid="http://schemas.microsoft.com/office/word/2016/wordml/cid" xmlns:w16="http://schemas.microsoft.com/office/word/2018/wordml" xmlns:w16du="http://schemas.microsoft.com/office/word/2023/wordml/word16du" xmlns:w16sdtdh="http://schemas.microsoft.com/office/word/2020/wordml/sdtdatahash" xmlns:w16se="http://schemas.microsoft.com/office/word/2015/wordml/symex" xmlns:wpg="http://schemas.microsoft.com/office/word/2010/wordprocessingGroup" xmlns:wpi="http://schemas.microsoft.com/office/word/2010/wordprocessingInk" xmlns:wne="http://schemas.microsoft.com/office/word/2006/wordml" xmlns:wps="http://schemas.microsoft.com/office/word/2010/wordprocessingShape" mc:Ignorable="w14 w15 w16se w16cid w16 w16cex w16sdtdh wp14">
+<w:numbering xmlns:wpc="http://schemas.microsoft.com/office/word/2010/wordprocessingCanvas" xmlns:cx="http://schemas.microsoft.com/office/drawing/2014/chartex" xmlns:cx1="http://schemas.microsoft.com/office/drawing/2015/9/8/chartex" xmlns:cx2="http://schemas.microsoft.com/office/drawing/2015/10/21/chartex" xmlns:cx3="http://schemas.microsoft.com/office/drawing/2016/5/9/chartex" xmlns:cx4="http://schemas.microsoft.com/office/drawing/2016/5/10/chartex" xmlns:cx5="http://schemas.microsoft.com/office/drawing/2016/5/11/chartex" xmlns:cx6="http://schemas.microsoft.com/office/drawing/2016/5/12/chartex" xmlns:cx7="http://schemas.microsoft.com/office/drawing/2016/5/13/chartex" xmlns:cx8="http://schemas.microsoft.com/office/drawing/2016/5/14/chartex" xmlns:mc="http://schemas.openxmlformats.org/markup-compatibility/2006" xmlns:aink="http://schemas.microsoft.com/office/drawing/2016/ink" xmlns:am3d="http://schemas.microsoft.com/office/drawing/2017/model3d" xmlns:o="urn:schemas-microsoft-com:office:office" xmlns:oel="http://schemas.microsoft.com/office/2019/extlst" xmlns:r="http://schemas.openxmlformats.org/officeDocument/2006/relationships" xmlns:m="http://schemas.openxmlformats.org/officeDocument/2006/math" xmlns:v="urn:schemas-microsoft-com:vml" xmlns:wp14="http://schemas.microsoft.com/office/word/2010/wordprocessingDrawing" xmlns:wp="http://schemas.openxmlformats.org/drawingml/2006/wordprocessingDrawing" xmlns:w10="urn:schemas-microsoft-com:office:word" xmlns:w="http://schemas.openxmlformats.org/wordprocessingml/2006/main" xmlns:w14="http://schemas.microsoft.com/office/word/2010/wordml" xmlns:w15="http://schemas.microsoft.com/office/word/2012/wordml" xmlns:w16cei="http://schemas.microsoft.com/office/word/2026/wordml/cei" xmlns:w16cex="http://schemas.microsoft.com/office/word/2018/wordml/cex" xmlns:w16cid="http://schemas.microsoft.com/office/word/2016/wordml/cid" xmlns:w16="http://schemas.microsoft.com/office/word/2018/wordml" xmlns:w16du="http://schemas.microsoft.com/office/word/2023/wordml/word16du" xmlns:w16sdtdh="http://schemas.microsoft.com/office/word/2020/wordml/sdtdatahash" xmlns:w16sdtfl="http://schemas.microsoft.com/office/word/2024/wordml/sdtformatlock" xmlns:w16se="http://schemas.microsoft.com/office/word/2015/wordml/symex" xmlns:wpg="http://schemas.microsoft.com/office/word/2010/wordprocessingGroup" xmlns:wpi="http://schemas.microsoft.com/office/word/2010/wordprocessingInk" xmlns:wne="http://schemas.microsoft.com/office/word/2006/wordml" xmlns:wps="http://schemas.microsoft.com/office/word/2010/wordprocessingShape" mc:Ignorable="w14 w15 w16se w16cid w16 w16cex w16sdtdh w16sdtfl w16du wp14">
   <w:abstractNum w:abstractNumId="0" w15:restartNumberingAfterBreak="0">
     <w:nsid w:val="2989171A"/>
     <w:multiLevelType w:val="hybridMultilevel"/>
@@ -1916,7 +1983,7 @@
 </file>
 
 <file path=word/styles.xml><?xml version="1.0" encoding="utf-8"?>
-<w:styles xmlns:mc="http://schemas.openxmlformats.org/markup-compatibility/2006" xmlns:r="http://schemas.openxmlformats.org/officeDocument/2006/relationships" xmlns:w="http://schemas.openxmlformats.org/wordprocessingml/2006/main" xmlns:w14="http://schemas.microsoft.com/office/word/2010/wordml" xmlns:w15="http://schemas.microsoft.com/office/word/2012/wordml" xmlns:w16cex="http://schemas.microsoft.com/office/word/2018/wordml/cex" xmlns:w16cid="http://schemas.microsoft.com/office/word/2016/wordml/cid" xmlns:w16="http://schemas.microsoft.com/office/word/2018/wordml" xmlns:w16sdtdh="http://schemas.microsoft.com/office/word/2020/wordml/sdtdatahash" xmlns:w16se="http://schemas.microsoft.com/office/word/2015/wordml/symex" mc:Ignorable="w14 w15 w16se w16cid w16 w16cex w16sdtdh">
+<w:styles xmlns:mc="http://schemas.openxmlformats.org/markup-compatibility/2006" xmlns:r="http://schemas.openxmlformats.org/officeDocument/2006/relationships" xmlns:w="http://schemas.openxmlformats.org/wordprocessingml/2006/main" xmlns:w14="http://schemas.microsoft.com/office/word/2010/wordml" xmlns:w15="http://schemas.microsoft.com/office/word/2012/wordml" xmlns:w16cex="http://schemas.microsoft.com/office/word/2018/wordml/cex" xmlns:w16cid="http://schemas.microsoft.com/office/word/2016/wordml/cid" xmlns:w16="http://schemas.microsoft.com/office/word/2018/wordml" xmlns:w16du="http://schemas.microsoft.com/office/word/2023/wordml/word16du" xmlns:w16sdtdh="http://schemas.microsoft.com/office/word/2020/wordml/sdtdatahash" xmlns:w16sdtfl="http://schemas.microsoft.com/office/word/2024/wordml/sdtformatlock" xmlns:w16se="http://schemas.microsoft.com/office/word/2015/wordml/symex" mc:Ignorable="w14 w15 w16se w16cid w16 w16cex w16sdtdh w16sdtfl w16du">
   <w:docDefaults>
     <w:rPrDefault>
       <w:rPr>
